--- a/github_otchet.docx
+++ b/github_otchet.docx
@@ -17,7 +17,7 @@
       </w:pPr>
       <w:r>
         <w:rPr>
-          <w:rFonts w:ascii="Arial" w:eastAsia="Arial" w:hAnsi="Arial" w:cs="Arial"/>
+          <w:rFonts w:eastAsia="Arial"/>
           <w:b/>
           <w:bCs/>
           <w:sz w:val="22"/>
@@ -25,13 +25,41 @@
         </w:rPr>
         <w:t xml:space="preserve">Название проекта: </w:t>
       </w:r>
-      <w:r>
-        <w:rPr>
-          <w:rFonts w:ascii="Arial" w:eastAsia="Arial" w:hAnsi="Arial" w:cs="Arial"/>
-          <w:sz w:val="22"/>
-          <w:szCs w:val="22"/>
-        </w:rPr>
-        <w:t>Weather App — Веб-приложение для прогноза погоды</w:t>
+      <w:proofErr w:type="spellStart"/>
+      <w:r>
+        <w:rPr>
+          <w:rFonts w:eastAsia="Arial"/>
+          <w:sz w:val="22"/>
+          <w:szCs w:val="22"/>
+        </w:rPr>
+        <w:t>Weather</w:t>
+      </w:r>
+      <w:proofErr w:type="spellEnd"/>
+      <w:r>
+        <w:rPr>
+          <w:rFonts w:eastAsia="Arial"/>
+          <w:sz w:val="22"/>
+          <w:szCs w:val="22"/>
+        </w:rPr>
+        <w:t xml:space="preserve"> </w:t>
+      </w:r>
+      <w:proofErr w:type="spellStart"/>
+      <w:r>
+        <w:rPr>
+          <w:rFonts w:eastAsia="Arial"/>
+          <w:sz w:val="22"/>
+          <w:szCs w:val="22"/>
+        </w:rPr>
+        <w:t>App</w:t>
+      </w:r>
+      <w:proofErr w:type="spellEnd"/>
+      <w:r>
+        <w:rPr>
+          <w:rFonts w:eastAsia="Arial"/>
+          <w:sz w:val="22"/>
+          <w:szCs w:val="22"/>
+        </w:rPr>
+        <w:t xml:space="preserve"> — Веб-приложение для прогноза погоды</w:t>
       </w:r>
     </w:p>
     <w:p>
@@ -40,7 +68,7 @@
       </w:pPr>
       <w:r>
         <w:rPr>
-          <w:rFonts w:ascii="Arial" w:eastAsia="Arial" w:hAnsi="Arial" w:cs="Arial"/>
+          <w:rFonts w:eastAsia="Arial"/>
           <w:b/>
           <w:bCs/>
           <w:sz w:val="22"/>
@@ -52,14 +80,97 @@
     <w:p>
       <w:pPr>
         <w:spacing w:after="200"/>
-      </w:pPr>
-      <w:r>
-        <w:rPr>
-          <w:rFonts w:ascii="Arial" w:eastAsia="Arial" w:hAnsi="Arial" w:cs="Arial"/>
-          <w:sz w:val="22"/>
-          <w:szCs w:val="22"/>
-        </w:rPr>
-        <w:t>Weather App — это веб-приложение на чистом JavaScript, которое позволяет пользователям получать информацию о текущей погоде и прогнозе на 5 дней для любого города мира. Данные предоставляются через OpenWeatherMap API.</w:t>
+        <w:rPr>
+          <w:rFonts w:eastAsia="Arial"/>
+          <w:sz w:val="22"/>
+          <w:szCs w:val="22"/>
+          <w:lang w:val="en-US"/>
+        </w:rPr>
+      </w:pPr>
+      <w:proofErr w:type="spellStart"/>
+      <w:r>
+        <w:rPr>
+          <w:rFonts w:eastAsia="Arial"/>
+          <w:sz w:val="22"/>
+          <w:szCs w:val="22"/>
+        </w:rPr>
+        <w:t>Weather</w:t>
+      </w:r>
+      <w:proofErr w:type="spellEnd"/>
+      <w:r>
+        <w:rPr>
+          <w:rFonts w:eastAsia="Arial"/>
+          <w:sz w:val="22"/>
+          <w:szCs w:val="22"/>
+        </w:rPr>
+        <w:t xml:space="preserve"> </w:t>
+      </w:r>
+      <w:proofErr w:type="spellStart"/>
+      <w:r>
+        <w:rPr>
+          <w:rFonts w:eastAsia="Arial"/>
+          <w:sz w:val="22"/>
+          <w:szCs w:val="22"/>
+        </w:rPr>
+        <w:t>App</w:t>
+      </w:r>
+      <w:proofErr w:type="spellEnd"/>
+      <w:r>
+        <w:rPr>
+          <w:rFonts w:eastAsia="Arial"/>
+          <w:sz w:val="22"/>
+          <w:szCs w:val="22"/>
+        </w:rPr>
+        <w:t xml:space="preserve"> — это веб-приложение на чистом JavaScript, которое позволяет пользователям получать информацию о текущей погоде и прогнозе на 5 дней для любого города мира. Данные предоставляются через </w:t>
+      </w:r>
+      <w:proofErr w:type="spellStart"/>
+      <w:r>
+        <w:rPr>
+          <w:rFonts w:eastAsia="Arial"/>
+          <w:sz w:val="22"/>
+          <w:szCs w:val="22"/>
+        </w:rPr>
+        <w:t>OpenWeatherMap</w:t>
+      </w:r>
+      <w:proofErr w:type="spellEnd"/>
+      <w:r>
+        <w:rPr>
+          <w:rFonts w:eastAsia="Arial"/>
+          <w:sz w:val="22"/>
+          <w:szCs w:val="22"/>
+        </w:rPr>
+        <w:t xml:space="preserve"> API.</w:t>
+      </w:r>
+    </w:p>
+    <w:p>
+      <w:pPr>
+        <w:spacing w:after="200"/>
+      </w:pPr>
+      <w:r>
+        <w:rPr>
+          <w:rFonts w:eastAsia="Arial"/>
+          <w:b/>
+          <w:bCs/>
+          <w:sz w:val="22"/>
+          <w:szCs w:val="22"/>
+        </w:rPr>
+        <w:t>Ссылка из каталога</w:t>
+      </w:r>
+      <w:r>
+        <w:rPr>
+          <w:rFonts w:eastAsia="Arial"/>
+          <w:sz w:val="22"/>
+          <w:szCs w:val="22"/>
+        </w:rPr>
+        <w:t xml:space="preserve">: </w:t>
+      </w:r>
+      <w:r>
+        <w:rPr>
+          <w:rFonts w:eastAsia="Arial"/>
+          <w:sz w:val="22"/>
+          <w:szCs w:val="22"/>
+        </w:rPr>
+        <w:t>https://webdesign.tutsplus.com/build-a-simple-weather-app-with-vanilla-javascript--cms-33893t</w:t>
       </w:r>
     </w:p>
     <w:p>
@@ -68,7 +179,7 @@
       </w:pPr>
       <w:r>
         <w:rPr>
-          <w:rFonts w:ascii="Arial" w:eastAsia="Arial" w:hAnsi="Arial" w:cs="Arial"/>
+          <w:rFonts w:eastAsia="Arial"/>
           <w:b/>
           <w:bCs/>
           <w:sz w:val="22"/>
@@ -88,7 +199,7 @@
       </w:pPr>
       <w:r>
         <w:rPr>
-          <w:rFonts w:ascii="Arial" w:eastAsia="Arial" w:hAnsi="Arial" w:cs="Arial"/>
+          <w:rFonts w:eastAsia="Arial"/>
           <w:sz w:val="22"/>
           <w:szCs w:val="22"/>
         </w:rPr>
@@ -106,7 +217,7 @@
       </w:pPr>
       <w:r>
         <w:rPr>
-          <w:rFonts w:ascii="Arial" w:eastAsia="Arial" w:hAnsi="Arial" w:cs="Arial"/>
+          <w:rFonts w:eastAsia="Arial"/>
           <w:sz w:val="22"/>
           <w:szCs w:val="22"/>
         </w:rPr>
@@ -124,7 +235,7 @@
       </w:pPr>
       <w:r>
         <w:rPr>
-          <w:rFonts w:ascii="Arial" w:eastAsia="Arial" w:hAnsi="Arial" w:cs="Arial"/>
+          <w:rFonts w:eastAsia="Arial"/>
           <w:sz w:val="22"/>
           <w:szCs w:val="22"/>
         </w:rPr>
@@ -142,12 +253,22 @@
       </w:pPr>
       <w:r>
         <w:rPr>
-          <w:rFonts w:ascii="Arial" w:eastAsia="Arial" w:hAnsi="Arial" w:cs="Arial"/>
-          <w:sz w:val="22"/>
-          <w:szCs w:val="22"/>
-        </w:rPr>
-        <w:t>Сохранение избранных городов в localStorage</w:t>
-      </w:r>
+          <w:rFonts w:eastAsia="Arial"/>
+          <w:sz w:val="22"/>
+          <w:szCs w:val="22"/>
+        </w:rPr>
+        <w:t xml:space="preserve">Сохранение избранных городов в </w:t>
+      </w:r>
+      <w:proofErr w:type="spellStart"/>
+      <w:r>
+        <w:rPr>
+          <w:rFonts w:eastAsia="Arial"/>
+          <w:sz w:val="22"/>
+          <w:szCs w:val="22"/>
+        </w:rPr>
+        <w:t>localStorage</w:t>
+      </w:r>
+      <w:proofErr w:type="spellEnd"/>
     </w:p>
     <w:p>
       <w:pPr>
@@ -160,7 +281,7 @@
       </w:pPr>
       <w:r>
         <w:rPr>
-          <w:rFonts w:ascii="Arial" w:eastAsia="Arial" w:hAnsi="Arial" w:cs="Arial"/>
+          <w:rFonts w:eastAsia="Arial"/>
           <w:sz w:val="22"/>
           <w:szCs w:val="22"/>
         </w:rPr>
@@ -178,7 +299,7 @@
       </w:pPr>
       <w:r>
         <w:rPr>
-          <w:rFonts w:ascii="Arial" w:eastAsia="Arial" w:hAnsi="Arial" w:cs="Arial"/>
+          <w:rFonts w:eastAsia="Arial"/>
           <w:sz w:val="22"/>
           <w:szCs w:val="22"/>
         </w:rPr>
@@ -196,12 +317,40 @@
       </w:pPr>
       <w:r>
         <w:rPr>
-          <w:rFonts w:ascii="Arial" w:eastAsia="Arial" w:hAnsi="Arial" w:cs="Arial"/>
-          <w:sz w:val="22"/>
-          <w:szCs w:val="22"/>
-        </w:rPr>
-        <w:t>Деплой на GitHub Pages</w:t>
-      </w:r>
+          <w:rFonts w:eastAsia="Arial"/>
+          <w:sz w:val="22"/>
+          <w:szCs w:val="22"/>
+        </w:rPr>
+        <w:t xml:space="preserve">Деплой на </w:t>
+      </w:r>
+      <w:proofErr w:type="spellStart"/>
+      <w:r>
+        <w:rPr>
+          <w:rFonts w:eastAsia="Arial"/>
+          <w:sz w:val="22"/>
+          <w:szCs w:val="22"/>
+        </w:rPr>
+        <w:t>GitHub</w:t>
+      </w:r>
+      <w:proofErr w:type="spellEnd"/>
+      <w:r>
+        <w:rPr>
+          <w:rFonts w:eastAsia="Arial"/>
+          <w:sz w:val="22"/>
+          <w:szCs w:val="22"/>
+        </w:rPr>
+        <w:t xml:space="preserve"> </w:t>
+      </w:r>
+      <w:proofErr w:type="spellStart"/>
+      <w:r>
+        <w:rPr>
+          <w:rFonts w:eastAsia="Arial"/>
+          <w:sz w:val="22"/>
+          <w:szCs w:val="22"/>
+        </w:rPr>
+        <w:t>Pages</w:t>
+      </w:r>
+      <w:proofErr w:type="spellEnd"/>
     </w:p>
     <w:p>
       <w:pPr>
@@ -234,12 +383,6 @@
         <w:gridCol w:w="5159"/>
       </w:tblGrid>
       <w:tr>
-        <w:tblPrEx>
-          <w:tblCellMar>
-            <w:top w:w="0" w:type="dxa"/>
-            <w:bottom w:w="0" w:type="dxa"/>
-          </w:tblCellMar>
-        </w:tblPrEx>
         <w:tc>
           <w:tcPr>
             <w:tcW w:w="1500" w:type="pct"/>
@@ -270,12 +413,6 @@
         </w:tc>
       </w:tr>
       <w:tr>
-        <w:tblPrEx>
-          <w:tblCellMar>
-            <w:top w:w="0" w:type="dxa"/>
-            <w:bottom w:w="0" w:type="dxa"/>
-          </w:tblCellMar>
-        </w:tblPrEx>
         <w:tc>
           <w:tcPr>
             <w:tcW w:w="0" w:type="auto"/>
@@ -291,27 +428,36 @@
             <w:tcW w:w="0" w:type="auto"/>
           </w:tcPr>
           <w:p>
-            <w:r>
-              <w:t>Weather App</w:t>
-            </w:r>
+            <w:proofErr w:type="spellStart"/>
+            <w:r>
+              <w:t>Weather</w:t>
+            </w:r>
+            <w:proofErr w:type="spellEnd"/>
+            <w:r>
+              <w:t xml:space="preserve"> </w:t>
+            </w:r>
+            <w:proofErr w:type="spellStart"/>
+            <w:r>
+              <w:t>App</w:t>
+            </w:r>
+            <w:proofErr w:type="spellEnd"/>
           </w:p>
         </w:tc>
       </w:tr>
       <w:tr>
-        <w:tblPrEx>
-          <w:tblCellMar>
-            <w:top w:w="0" w:type="dxa"/>
-            <w:bottom w:w="0" w:type="dxa"/>
-          </w:tblCellMar>
-        </w:tblPrEx>
-        <w:tc>
-          <w:tcPr>
-            <w:tcW w:w="0" w:type="auto"/>
-          </w:tcPr>
-          <w:p>
-            <w:r>
-              <w:t>Репозиторий GitHub</w:t>
-            </w:r>
+        <w:tc>
+          <w:tcPr>
+            <w:tcW w:w="0" w:type="auto"/>
+          </w:tcPr>
+          <w:p>
+            <w:r>
+              <w:t xml:space="preserve">Репозиторий </w:t>
+            </w:r>
+            <w:proofErr w:type="spellStart"/>
+            <w:r>
+              <w:t>GitHub</w:t>
+            </w:r>
+            <w:proofErr w:type="spellEnd"/>
           </w:p>
         </w:tc>
         <w:tc>
@@ -326,12 +472,6 @@
         </w:tc>
       </w:tr>
       <w:tr>
-        <w:tblPrEx>
-          <w:tblCellMar>
-            <w:top w:w="0" w:type="dxa"/>
-            <w:bottom w:w="0" w:type="dxa"/>
-          </w:tblCellMar>
-        </w:tblPrEx>
         <w:tc>
           <w:tcPr>
             <w:tcW w:w="0" w:type="auto"/>
@@ -354,12 +494,6 @@
         </w:tc>
       </w:tr>
       <w:tr>
-        <w:tblPrEx>
-          <w:tblCellMar>
-            <w:top w:w="0" w:type="dxa"/>
-            <w:bottom w:w="0" w:type="dxa"/>
-          </w:tblCellMar>
-        </w:tblPrEx>
         <w:tc>
           <w:tcPr>
             <w:tcW w:w="0" w:type="auto"/>
@@ -384,18 +518,26 @@
               <w:rPr>
                 <w:lang w:val="en-US"/>
               </w:rPr>
-              <w:t>HTML5, CSS3, JavaScript (ES6+), OpenWeatherMap API</w:t>
+              <w:t xml:space="preserve">HTML5, CSS3, JavaScript (ES6+), </w:t>
+            </w:r>
+            <w:proofErr w:type="spellStart"/>
+            <w:r>
+              <w:rPr>
+                <w:lang w:val="en-US"/>
+              </w:rPr>
+              <w:t>OpenWeatherMap</w:t>
+            </w:r>
+            <w:proofErr w:type="spellEnd"/>
+            <w:r>
+              <w:rPr>
+                <w:lang w:val="en-US"/>
+              </w:rPr>
+              <w:t xml:space="preserve"> API</w:t>
             </w:r>
           </w:p>
         </w:tc>
       </w:tr>
       <w:tr>
-        <w:tblPrEx>
-          <w:tblCellMar>
-            <w:top w:w="0" w:type="dxa"/>
-            <w:bottom w:w="0" w:type="dxa"/>
-          </w:tblCellMar>
-        </w:tblPrEx>
         <w:tc>
           <w:tcPr>
             <w:tcW w:w="0" w:type="auto"/>
@@ -411,19 +553,15 @@
             <w:tcW w:w="0" w:type="auto"/>
           </w:tcPr>
           <w:p>
+            <w:proofErr w:type="spellStart"/>
             <w:r>
               <w:t>localStorage</w:t>
             </w:r>
+            <w:proofErr w:type="spellEnd"/>
           </w:p>
         </w:tc>
       </w:tr>
       <w:tr>
-        <w:tblPrEx>
-          <w:tblCellMar>
-            <w:top w:w="0" w:type="dxa"/>
-            <w:bottom w:w="0" w:type="dxa"/>
-          </w:tblCellMar>
-        </w:tblPrEx>
         <w:tc>
           <w:tcPr>
             <w:tcW w:w="0" w:type="auto"/>
@@ -439,19 +577,23 @@
             <w:tcW w:w="0" w:type="auto"/>
           </w:tcPr>
           <w:p>
-            <w:r>
-              <w:t>GitHub Pages</w:t>
-            </w:r>
+            <w:proofErr w:type="spellStart"/>
+            <w:r>
+              <w:t>GitHub</w:t>
+            </w:r>
+            <w:proofErr w:type="spellEnd"/>
+            <w:r>
+              <w:t xml:space="preserve"> </w:t>
+            </w:r>
+            <w:proofErr w:type="spellStart"/>
+            <w:r>
+              <w:t>Pages</w:t>
+            </w:r>
+            <w:proofErr w:type="spellEnd"/>
           </w:p>
         </w:tc>
       </w:tr>
       <w:tr>
-        <w:tblPrEx>
-          <w:tblCellMar>
-            <w:top w:w="0" w:type="dxa"/>
-            <w:bottom w:w="0" w:type="dxa"/>
-          </w:tblCellMar>
-        </w:tblPrEx>
         <w:tc>
           <w:tcPr>
             <w:tcW w:w="0" w:type="auto"/>
@@ -467,19 +609,15 @@
             <w:tcW w:w="0" w:type="auto"/>
           </w:tcPr>
           <w:p>
+            <w:proofErr w:type="spellStart"/>
             <w:r>
               <w:t>Git</w:t>
             </w:r>
+            <w:proofErr w:type="spellEnd"/>
           </w:p>
         </w:tc>
       </w:tr>
       <w:tr>
-        <w:tblPrEx>
-          <w:tblCellMar>
-            <w:top w:w="0" w:type="dxa"/>
-            <w:bottom w:w="0" w:type="dxa"/>
-          </w:tblCellMar>
-        </w:tblPrEx>
         <w:tc>
           <w:tcPr>
             <w:tcW w:w="0" w:type="auto"/>
@@ -495,19 +633,15 @@
             <w:tcW w:w="0" w:type="auto"/>
           </w:tcPr>
           <w:p>
+            <w:proofErr w:type="spellStart"/>
             <w:r>
               <w:t>OpenWeatherMap</w:t>
             </w:r>
+            <w:proofErr w:type="spellEnd"/>
           </w:p>
         </w:tc>
       </w:tr>
       <w:tr>
-        <w:tblPrEx>
-          <w:tblCellMar>
-            <w:top w:w="0" w:type="dxa"/>
-            <w:bottom w:w="0" w:type="dxa"/>
-          </w:tblCellMar>
-        </w:tblPrEx>
         <w:tc>
           <w:tcPr>
             <w:tcW w:w="0" w:type="auto"/>
@@ -523,8 +657,13 @@
             <w:tcW w:w="0" w:type="auto"/>
           </w:tcPr>
           <w:p>
-            <w:r>
-              <w:t>CodeFactor — оценка A</w:t>
+            <w:proofErr w:type="spellStart"/>
+            <w:r>
+              <w:t>CodeFactor</w:t>
+            </w:r>
+            <w:proofErr w:type="spellEnd"/>
+            <w:r>
+              <w:t xml:space="preserve"> — оценка A</w:t>
             </w:r>
           </w:p>
         </w:tc>
@@ -550,7 +689,7 @@
       </w:pPr>
       <w:r>
         <w:rPr>
-          <w:rFonts w:ascii="Arial" w:eastAsia="Arial" w:hAnsi="Arial" w:cs="Arial"/>
+          <w:rFonts w:eastAsia="Arial"/>
           <w:b/>
           <w:bCs/>
           <w:sz w:val="22"/>
@@ -565,10 +704,32 @@
       </w:pPr>
       <w:r>
         <w:rPr>
-          <w:rFonts w:ascii="Arial" w:eastAsia="Arial" w:hAnsi="Arial" w:cs="Arial"/>
-        </w:rPr>
-        <w:t>Пользователь → Браузер → JavaScript → OpenWeatherMap API → localStorage</w:t>
-      </w:r>
+          <w:rFonts w:eastAsia="Arial"/>
+        </w:rPr>
+        <w:t xml:space="preserve">Пользователь → Браузер → JavaScript → </w:t>
+      </w:r>
+      <w:proofErr w:type="spellStart"/>
+      <w:r>
+        <w:rPr>
+          <w:rFonts w:eastAsia="Arial"/>
+        </w:rPr>
+        <w:t>OpenWeatherMap</w:t>
+      </w:r>
+      <w:proofErr w:type="spellEnd"/>
+      <w:r>
+        <w:rPr>
+          <w:rFonts w:eastAsia="Arial"/>
+        </w:rPr>
+        <w:t xml:space="preserve"> API → </w:t>
+      </w:r>
+      <w:proofErr w:type="spellStart"/>
+      <w:r>
+        <w:rPr>
+          <w:rFonts w:eastAsia="Arial"/>
+        </w:rPr>
+        <w:t>localStorage</w:t>
+      </w:r>
+      <w:proofErr w:type="spellEnd"/>
     </w:p>
     <w:p>
       <w:pPr>
@@ -576,7 +737,7 @@
       </w:pPr>
       <w:r>
         <w:rPr>
-          <w:rFonts w:ascii="Arial" w:eastAsia="Arial" w:hAnsi="Arial" w:cs="Arial"/>
+          <w:rFonts w:eastAsia="Arial"/>
           <w:b/>
           <w:bCs/>
         </w:rPr>
@@ -594,7 +755,7 @@
       </w:pPr>
       <w:r>
         <w:rPr>
-          <w:rFonts w:ascii="Arial" w:eastAsia="Arial" w:hAnsi="Arial" w:cs="Arial"/>
+          <w:rFonts w:eastAsia="Arial"/>
         </w:rPr>
         <w:t>Пользователь — взаимодействует с интерфейсом через браузер</w:t>
       </w:r>
@@ -610,7 +771,7 @@
       </w:pPr>
       <w:r>
         <w:rPr>
-          <w:rFonts w:ascii="Arial" w:eastAsia="Arial" w:hAnsi="Arial" w:cs="Arial"/>
+          <w:rFonts w:eastAsia="Arial"/>
         </w:rPr>
         <w:t>Фронтенд (HTML/CSS/JS) — отвечает за отображение и логику</w:t>
       </w:r>
@@ -624,11 +785,19 @@
         </w:numPr>
         <w:spacing w:after="50"/>
       </w:pPr>
-      <w:r>
-        <w:rPr>
-          <w:rFonts w:ascii="Arial" w:eastAsia="Arial" w:hAnsi="Arial" w:cs="Arial"/>
-        </w:rPr>
-        <w:t>OpenWeatherMap API — внешний сервис, предоставляющий данные о погоде</w:t>
+      <w:proofErr w:type="spellStart"/>
+      <w:r>
+        <w:rPr>
+          <w:rFonts w:eastAsia="Arial"/>
+        </w:rPr>
+        <w:t>OpenWeatherMap</w:t>
+      </w:r>
+      <w:proofErr w:type="spellEnd"/>
+      <w:r>
+        <w:rPr>
+          <w:rFonts w:eastAsia="Arial"/>
+        </w:rPr>
+        <w:t xml:space="preserve"> API — внешний сервис, предоставляющий данные о погоде</w:t>
       </w:r>
     </w:p>
     <w:p>
@@ -640,50 +809,46 @@
         </w:numPr>
         <w:spacing w:after="200"/>
       </w:pPr>
-      <w:r>
-        <w:rPr>
-          <w:rFonts w:ascii="Arial" w:eastAsia="Arial" w:hAnsi="Arial" w:cs="Arial"/>
-        </w:rPr>
-        <w:t>localStorage — клиентское хранилище для избранного и темы</w:t>
+      <w:proofErr w:type="spellStart"/>
+      <w:r>
+        <w:rPr>
+          <w:rFonts w:eastAsia="Arial"/>
+        </w:rPr>
+        <w:t>localStorage</w:t>
+      </w:r>
+      <w:proofErr w:type="spellEnd"/>
+      <w:r>
+        <w:rPr>
+          <w:rFonts w:eastAsia="Arial"/>
+        </w:rPr>
+        <w:t xml:space="preserve"> — клиентское хранилище для избранного и темы</w:t>
       </w:r>
     </w:p>
     <w:p>
       <w:pPr>
         <w:spacing w:after="100"/>
       </w:pPr>
-      <w:r>
-        <w:rPr>
-          <w:rFonts w:ascii="Arial" w:eastAsia="Arial" w:hAnsi="Arial" w:cs="Arial"/>
+      <w:proofErr w:type="spellStart"/>
+      <w:r>
+        <w:rPr>
+          <w:rFonts w:eastAsia="Arial"/>
           <w:b/>
           <w:bCs/>
           <w:sz w:val="22"/>
           <w:szCs w:val="22"/>
         </w:rPr>
-        <w:t>Use Case (сценарии использования)</w:t>
-      </w:r>
-    </w:p>
-    <w:p>
-      <w:pPr>
-        <w:spacing w:after="50"/>
-      </w:pPr>
-      <w:r>
-        <w:rPr>
-          <w:rFonts w:ascii="Arial" w:eastAsia="Arial" w:hAnsi="Arial" w:cs="Arial"/>
+        <w:t>Use</w:t>
+      </w:r>
+      <w:proofErr w:type="spellEnd"/>
+      <w:r>
+        <w:rPr>
+          <w:rFonts w:eastAsia="Arial"/>
           <w:b/>
           <w:bCs/>
-        </w:rPr>
-        <w:t>Сценарий 1: Поиск погоды по городу</w:t>
-      </w:r>
-    </w:p>
-    <w:p>
-      <w:pPr>
-        <w:spacing w:after="100"/>
-      </w:pPr>
-      <w:r>
-        <w:rPr>
-          <w:rFonts w:ascii="Arial" w:eastAsia="Arial" w:hAnsi="Arial" w:cs="Arial"/>
-        </w:rPr>
-        <w:t>Пользователь вводит город → приложение запрашивает погоду → отображает результат</w:t>
+          <w:sz w:val="22"/>
+          <w:szCs w:val="22"/>
+        </w:rPr>
+        <w:t xml:space="preserve"> Case (сценарии использования)</w:t>
       </w:r>
     </w:p>
     <w:p>
@@ -692,11 +857,11 @@
       </w:pPr>
       <w:r>
         <w:rPr>
-          <w:rFonts w:ascii="Arial" w:eastAsia="Arial" w:hAnsi="Arial" w:cs="Arial"/>
+          <w:rFonts w:eastAsia="Arial"/>
           <w:b/>
           <w:bCs/>
         </w:rPr>
-        <w:t>Сценарий 2: Добавление города в избранное</w:t>
+        <w:t>Сценарий 1: Поиск погоды по городу</w:t>
       </w:r>
     </w:p>
     <w:p>
@@ -705,9 +870,9 @@
       </w:pPr>
       <w:r>
         <w:rPr>
-          <w:rFonts w:ascii="Arial" w:eastAsia="Arial" w:hAnsi="Arial" w:cs="Arial"/>
-        </w:rPr>
-        <w:t>Пользователь нажимает кнопку → приложение сохраняет город в localStorage → обновляет интерфейс</w:t>
+          <w:rFonts w:eastAsia="Arial"/>
+        </w:rPr>
+        <w:t>Пользователь вводит город → приложение запрашивает погоду → отображает результат</w:t>
       </w:r>
     </w:p>
     <w:p>
@@ -716,22 +881,11 @@
       </w:pPr>
       <w:r>
         <w:rPr>
-          <w:rFonts w:ascii="Arial" w:eastAsia="Arial" w:hAnsi="Arial" w:cs="Arial"/>
+          <w:rFonts w:eastAsia="Arial"/>
           <w:b/>
           <w:bCs/>
         </w:rPr>
-        <w:t>Сценарий 3: Переключение темы</w:t>
-      </w:r>
-    </w:p>
-    <w:p>
-      <w:pPr>
-        <w:spacing w:after="200"/>
-      </w:pPr>
-      <w:r>
-        <w:rPr>
-          <w:rFonts w:ascii="Arial" w:eastAsia="Arial" w:hAnsi="Arial" w:cs="Arial"/>
-        </w:rPr>
-        <w:t>Пользователь нажимает кнопку → приложение переключает CSS класс → сохраняет тему</w:t>
+        <w:t>Сценарий 2: Добавление города в избранное</w:t>
       </w:r>
     </w:p>
     <w:p>
@@ -740,13 +894,84 @@
       </w:pPr>
       <w:r>
         <w:rPr>
-          <w:rFonts w:ascii="Arial" w:eastAsia="Arial" w:hAnsi="Arial" w:cs="Arial"/>
+          <w:rFonts w:eastAsia="Arial"/>
+        </w:rPr>
+        <w:t xml:space="preserve">Пользователь нажимает кнопку → приложение сохраняет город в </w:t>
+      </w:r>
+      <w:proofErr w:type="spellStart"/>
+      <w:r>
+        <w:rPr>
+          <w:rFonts w:eastAsia="Arial"/>
+        </w:rPr>
+        <w:t>localStorage</w:t>
+      </w:r>
+      <w:proofErr w:type="spellEnd"/>
+      <w:r>
+        <w:rPr>
+          <w:rFonts w:eastAsia="Arial"/>
+        </w:rPr>
+        <w:t xml:space="preserve"> → обновляет интерфейс</w:t>
+      </w:r>
+    </w:p>
+    <w:p>
+      <w:pPr>
+        <w:spacing w:after="50"/>
+      </w:pPr>
+      <w:r>
+        <w:rPr>
+          <w:rFonts w:eastAsia="Arial"/>
           <w:b/>
           <w:bCs/>
-          <w:sz w:val="22"/>
-          <w:szCs w:val="22"/>
-        </w:rPr>
-        <w:t>API (эндпойнты)</w:t>
+        </w:rPr>
+        <w:t>Сценарий 3: Переключение темы</w:t>
+      </w:r>
+    </w:p>
+    <w:p>
+      <w:pPr>
+        <w:spacing w:after="200"/>
+      </w:pPr>
+      <w:r>
+        <w:rPr>
+          <w:rFonts w:eastAsia="Arial"/>
+        </w:rPr>
+        <w:t>Пользователь нажимает кнопку → приложение переключает CSS класс → сохраняет тему</w:t>
+      </w:r>
+    </w:p>
+    <w:p>
+      <w:pPr>
+        <w:spacing w:after="100"/>
+      </w:pPr>
+      <w:r>
+        <w:rPr>
+          <w:rFonts w:eastAsia="Arial"/>
+          <w:b/>
+          <w:bCs/>
+          <w:sz w:val="22"/>
+          <w:szCs w:val="22"/>
+        </w:rPr>
+        <w:t>API (</w:t>
+      </w:r>
+      <w:proofErr w:type="spellStart"/>
+      <w:r>
+        <w:rPr>
+          <w:rFonts w:eastAsia="Arial"/>
+          <w:b/>
+          <w:bCs/>
+          <w:sz w:val="22"/>
+          <w:szCs w:val="22"/>
+        </w:rPr>
+        <w:t>эндпойнты</w:t>
+      </w:r>
+      <w:proofErr w:type="spellEnd"/>
+      <w:r>
+        <w:rPr>
+          <w:rFonts w:eastAsia="Arial"/>
+          <w:b/>
+          <w:bCs/>
+          <w:sz w:val="22"/>
+          <w:szCs w:val="22"/>
+        </w:rPr>
+        <w:t>)</w:t>
       </w:r>
     </w:p>
     <w:tbl>
@@ -771,24 +996,21 @@
         <w:gridCol w:w="2519"/>
       </w:tblGrid>
       <w:tr>
-        <w:tblPrEx>
-          <w:tblCellMar>
-            <w:top w:w="0" w:type="dxa"/>
-            <w:bottom w:w="0" w:type="dxa"/>
-          </w:tblCellMar>
-        </w:tblPrEx>
-        <w:tc>
-          <w:tcPr>
-            <w:tcW w:w="0" w:type="auto"/>
-          </w:tcPr>
-          <w:p>
+        <w:tc>
+          <w:tcPr>
+            <w:tcW w:w="0" w:type="auto"/>
+          </w:tcPr>
+          <w:p>
+            <w:proofErr w:type="spellStart"/>
             <w:r>
               <w:rPr>
                 <w:b/>
                 <w:bCs/>
               </w:rPr>
+              <w:lastRenderedPageBreak/>
               <w:t>Эндпойнт</w:t>
             </w:r>
+            <w:proofErr w:type="spellEnd"/>
           </w:p>
         </w:tc>
         <w:tc>
@@ -807,19 +1029,18 @@
         </w:tc>
       </w:tr>
       <w:tr>
-        <w:tblPrEx>
-          <w:tblCellMar>
-            <w:top w:w="0" w:type="dxa"/>
-            <w:bottom w:w="0" w:type="dxa"/>
-          </w:tblCellMar>
-        </w:tblPrEx>
-        <w:tc>
-          <w:tcPr>
-            <w:tcW w:w="0" w:type="auto"/>
-          </w:tcPr>
-          <w:p>
-            <w:r>
-              <w:t>Geocoding API</w:t>
+        <w:tc>
+          <w:tcPr>
+            <w:tcW w:w="0" w:type="auto"/>
+          </w:tcPr>
+          <w:p>
+            <w:proofErr w:type="spellStart"/>
+            <w:r>
+              <w:t>Geocoding</w:t>
+            </w:r>
+            <w:proofErr w:type="spellEnd"/>
+            <w:r>
+              <w:t xml:space="preserve"> API</w:t>
             </w:r>
           </w:p>
         </w:tc>
@@ -835,21 +1056,19 @@
         </w:tc>
       </w:tr>
       <w:tr>
-        <w:tblPrEx>
-          <w:tblCellMar>
-            <w:top w:w="0" w:type="dxa"/>
-            <w:bottom w:w="0" w:type="dxa"/>
-          </w:tblCellMar>
-        </w:tblPrEx>
-        <w:tc>
-          <w:tcPr>
-            <w:tcW w:w="0" w:type="auto"/>
-          </w:tcPr>
-          <w:p>
-            <w:r>
-              <w:lastRenderedPageBreak/>
-              <w:t>Current Weather</w:t>
-            </w:r>
+        <w:tc>
+          <w:tcPr>
+            <w:tcW w:w="0" w:type="auto"/>
+          </w:tcPr>
+          <w:p>
+            <w:r>
+              <w:t xml:space="preserve">Current </w:t>
+            </w:r>
+            <w:proofErr w:type="spellStart"/>
+            <w:r>
+              <w:t>Weather</w:t>
+            </w:r>
+            <w:proofErr w:type="spellEnd"/>
           </w:p>
         </w:tc>
         <w:tc>
@@ -864,20 +1083,19 @@
         </w:tc>
       </w:tr>
       <w:tr>
-        <w:tblPrEx>
-          <w:tblCellMar>
-            <w:top w:w="0" w:type="dxa"/>
-            <w:bottom w:w="0" w:type="dxa"/>
-          </w:tblCellMar>
-        </w:tblPrEx>
-        <w:tc>
-          <w:tcPr>
-            <w:tcW w:w="0" w:type="auto"/>
-          </w:tcPr>
-          <w:p>
-            <w:r>
-              <w:t>5 Day Forecast</w:t>
-            </w:r>
+        <w:tc>
+          <w:tcPr>
+            <w:tcW w:w="0" w:type="auto"/>
+          </w:tcPr>
+          <w:p>
+            <w:r>
+              <w:t xml:space="preserve">5 Day </w:t>
+            </w:r>
+            <w:proofErr w:type="spellStart"/>
+            <w:r>
+              <w:t>Forecast</w:t>
+            </w:r>
+            <w:proofErr w:type="spellEnd"/>
           </w:p>
         </w:tc>
         <w:tc>
@@ -928,12 +1146,6 @@
         <w:gridCol w:w="1383"/>
       </w:tblGrid>
       <w:tr>
-        <w:tblPrEx>
-          <w:tblCellMar>
-            <w:top w:w="0" w:type="dxa"/>
-            <w:bottom w:w="0" w:type="dxa"/>
-          </w:tblCellMar>
-        </w:tblPrEx>
         <w:tc>
           <w:tcPr>
             <w:tcW w:w="0" w:type="auto"/>
@@ -958,18 +1170,21 @@
                 <w:b/>
                 <w:bCs/>
               </w:rPr>
-              <w:t>Файл в GitHub</w:t>
-            </w:r>
+              <w:t xml:space="preserve">Файл в </w:t>
+            </w:r>
+            <w:proofErr w:type="spellStart"/>
+            <w:r>
+              <w:rPr>
+                <w:b/>
+                <w:bCs/>
+              </w:rPr>
+              <w:t>GitHub</w:t>
+            </w:r>
+            <w:proofErr w:type="spellEnd"/>
           </w:p>
         </w:tc>
       </w:tr>
       <w:tr>
-        <w:tblPrEx>
-          <w:tblCellMar>
-            <w:top w:w="0" w:type="dxa"/>
-            <w:bottom w:w="0" w:type="dxa"/>
-          </w:tblCellMar>
-        </w:tblPrEx>
         <w:tc>
           <w:tcPr>
             <w:tcW w:w="0" w:type="auto"/>
@@ -985,19 +1200,18 @@
             <w:tcW w:w="0" w:type="auto"/>
           </w:tcPr>
           <w:p>
-            <w:r>
-              <w:t>js/app.js</w:t>
+            <w:proofErr w:type="spellStart"/>
+            <w:r>
+              <w:t>js</w:t>
+            </w:r>
+            <w:proofErr w:type="spellEnd"/>
+            <w:r>
+              <w:t>/app.js</w:t>
             </w:r>
           </w:p>
         </w:tc>
       </w:tr>
       <w:tr>
-        <w:tblPrEx>
-          <w:tblCellMar>
-            <w:top w:w="0" w:type="dxa"/>
-            <w:bottom w:w="0" w:type="dxa"/>
-          </w:tblCellMar>
-        </w:tblPrEx>
         <w:tc>
           <w:tcPr>
             <w:tcW w:w="0" w:type="auto"/>
@@ -1018,19 +1232,18 @@
                 <w:lang w:val="en-US"/>
               </w:rPr>
             </w:pPr>
-            <w:r>
-              <w:t>js/app.js</w:t>
+            <w:proofErr w:type="spellStart"/>
+            <w:r>
+              <w:t>js</w:t>
+            </w:r>
+            <w:proofErr w:type="spellEnd"/>
+            <w:r>
+              <w:t>/app.js</w:t>
             </w:r>
           </w:p>
         </w:tc>
       </w:tr>
       <w:tr>
-        <w:tblPrEx>
-          <w:tblCellMar>
-            <w:top w:w="0" w:type="dxa"/>
-            <w:bottom w:w="0" w:type="dxa"/>
-          </w:tblCellMar>
-        </w:tblPrEx>
         <w:tc>
           <w:tcPr>
             <w:tcW w:w="0" w:type="auto"/>
@@ -1046,19 +1259,18 @@
             <w:tcW w:w="0" w:type="auto"/>
           </w:tcPr>
           <w:p>
-            <w:r>
-              <w:t>js/app.js</w:t>
+            <w:proofErr w:type="spellStart"/>
+            <w:r>
+              <w:t>js</w:t>
+            </w:r>
+            <w:proofErr w:type="spellEnd"/>
+            <w:r>
+              <w:t>/app.js</w:t>
             </w:r>
           </w:p>
         </w:tc>
       </w:tr>
       <w:tr>
-        <w:tblPrEx>
-          <w:tblCellMar>
-            <w:top w:w="0" w:type="dxa"/>
-            <w:bottom w:w="0" w:type="dxa"/>
-          </w:tblCellMar>
-        </w:tblPrEx>
         <w:tc>
           <w:tcPr>
             <w:tcW w:w="0" w:type="auto"/>
@@ -1079,22 +1291,24 @@
                 <w:lang w:val="en-US"/>
               </w:rPr>
             </w:pPr>
+            <w:proofErr w:type="spellStart"/>
             <w:r>
               <w:rPr>
                 <w:lang w:val="en-US"/>
               </w:rPr>
-              <w:t>js/storage.js</w:t>
+              <w:t>js</w:t>
+            </w:r>
+            <w:proofErr w:type="spellEnd"/>
+            <w:r>
+              <w:rPr>
+                <w:lang w:val="en-US"/>
+              </w:rPr>
+              <w:t>/storage.js</w:t>
             </w:r>
           </w:p>
         </w:tc>
       </w:tr>
       <w:tr>
-        <w:tblPrEx>
-          <w:tblCellMar>
-            <w:top w:w="0" w:type="dxa"/>
-            <w:bottom w:w="0" w:type="dxa"/>
-          </w:tblCellMar>
-        </w:tblPrEx>
         <w:tc>
           <w:tcPr>
             <w:tcW w:w="0" w:type="auto"/>
@@ -1115,30 +1329,37 @@
                 <w:lang w:val="en-US"/>
               </w:rPr>
             </w:pPr>
+            <w:proofErr w:type="spellStart"/>
             <w:r>
               <w:rPr>
                 <w:lang w:val="en-US"/>
               </w:rPr>
-              <w:t>js/storage.js</w:t>
+              <w:t>js</w:t>
+            </w:r>
+            <w:proofErr w:type="spellEnd"/>
+            <w:r>
+              <w:rPr>
+                <w:lang w:val="en-US"/>
+              </w:rPr>
+              <w:t>/storage.js</w:t>
             </w:r>
           </w:p>
         </w:tc>
       </w:tr>
       <w:tr>
-        <w:tblPrEx>
-          <w:tblCellMar>
-            <w:top w:w="0" w:type="dxa"/>
-            <w:bottom w:w="0" w:type="dxa"/>
-          </w:tblCellMar>
-        </w:tblPrEx>
-        <w:tc>
-          <w:tcPr>
-            <w:tcW w:w="0" w:type="auto"/>
-          </w:tcPr>
-          <w:p>
-            <w:r>
-              <w:t>Сохранение в localStorage</w:t>
-            </w:r>
+        <w:tc>
+          <w:tcPr>
+            <w:tcW w:w="0" w:type="auto"/>
+          </w:tcPr>
+          <w:p>
+            <w:r>
+              <w:t xml:space="preserve">Сохранение в </w:t>
+            </w:r>
+            <w:proofErr w:type="spellStart"/>
+            <w:r>
+              <w:t>localStorage</w:t>
+            </w:r>
+            <w:proofErr w:type="spellEnd"/>
           </w:p>
         </w:tc>
         <w:tc>
@@ -1151,22 +1372,24 @@
                 <w:lang w:val="en-US"/>
               </w:rPr>
             </w:pPr>
+            <w:proofErr w:type="spellStart"/>
             <w:r>
               <w:rPr>
                 <w:lang w:val="en-US"/>
               </w:rPr>
-              <w:t>js/storage.js</w:t>
+              <w:t>js</w:t>
+            </w:r>
+            <w:proofErr w:type="spellEnd"/>
+            <w:r>
+              <w:rPr>
+                <w:lang w:val="en-US"/>
+              </w:rPr>
+              <w:t>/storage.js</w:t>
             </w:r>
           </w:p>
         </w:tc>
       </w:tr>
       <w:tr>
-        <w:tblPrEx>
-          <w:tblCellMar>
-            <w:top w:w="0" w:type="dxa"/>
-            <w:bottom w:w="0" w:type="dxa"/>
-          </w:tblCellMar>
-        </w:tblPrEx>
         <w:tc>
           <w:tcPr>
             <w:tcW w:w="0" w:type="auto"/>
@@ -1182,8 +1405,13 @@
             <w:tcW w:w="0" w:type="auto"/>
           </w:tcPr>
           <w:p>
-            <w:r>
-              <w:t>js/app.js</w:t>
+            <w:proofErr w:type="spellStart"/>
+            <w:r>
+              <w:t>js</w:t>
+            </w:r>
+            <w:proofErr w:type="spellEnd"/>
+            <w:r>
+              <w:t>/app.js</w:t>
             </w:r>
           </w:p>
         </w:tc>
@@ -1209,11 +1437,29 @@
       </w:pPr>
       <w:r>
         <w:rPr>
-          <w:rFonts w:ascii="Arial" w:eastAsia="Arial" w:hAnsi="Arial" w:cs="Arial"/>
-          <w:sz w:val="22"/>
-          <w:szCs w:val="22"/>
-        </w:rPr>
-        <w:t>Для оценки качества кода использован сервис CodeFactor.</w:t>
+          <w:rFonts w:eastAsia="Arial"/>
+          <w:sz w:val="22"/>
+          <w:szCs w:val="22"/>
+        </w:rPr>
+        <w:t xml:space="preserve">Для оценки качества кода использован сервис </w:t>
+      </w:r>
+      <w:proofErr w:type="spellStart"/>
+      <w:r>
+        <w:rPr>
+          <w:rFonts w:eastAsia="Arial"/>
+          <w:sz w:val="22"/>
+          <w:szCs w:val="22"/>
+        </w:rPr>
+        <w:t>CodeFactor</w:t>
+      </w:r>
+      <w:proofErr w:type="spellEnd"/>
+      <w:r>
+        <w:rPr>
+          <w:rFonts w:eastAsia="Arial"/>
+          <w:sz w:val="22"/>
+          <w:szCs w:val="22"/>
+        </w:rPr>
+        <w:t>.</w:t>
       </w:r>
     </w:p>
     <w:p>
@@ -1222,11 +1468,29 @@
       </w:pPr>
       <w:r>
         <w:rPr>
-          <w:rFonts w:ascii="Arial" w:eastAsia="Arial" w:hAnsi="Arial" w:cs="Arial"/>
+          <w:rFonts w:eastAsia="Arial"/>
           <w:b/>
           <w:bCs/>
         </w:rPr>
-        <w:t>Оценка CodeFactor:</w:t>
+        <w:t xml:space="preserve">Оценка </w:t>
+      </w:r>
+      <w:proofErr w:type="spellStart"/>
+      <w:r>
+        <w:rPr>
+          <w:rFonts w:eastAsia="Arial"/>
+          <w:b/>
+          <w:bCs/>
+        </w:rPr>
+        <w:t>CodeFactor</w:t>
+      </w:r>
+      <w:proofErr w:type="spellEnd"/>
+      <w:r>
+        <w:rPr>
+          <w:rFonts w:eastAsia="Arial"/>
+          <w:b/>
+          <w:bCs/>
+        </w:rPr>
+        <w:t>:</w:t>
       </w:r>
     </w:p>
     <w:p>
@@ -1235,7 +1499,7 @@
       </w:pPr>
       <w:r>
         <w:rPr>
-          <w:rFonts w:ascii="Arial" w:eastAsia="Arial" w:hAnsi="Arial" w:cs="Arial"/>
+          <w:rFonts w:eastAsia="Arial"/>
           <w:b/>
           <w:bCs/>
           <w:color w:val="16A34A"/>
@@ -1260,7 +1524,7 @@
       </w:pPr>
       <w:r>
         <w:rPr>
-          <w:rFonts w:ascii="Arial" w:eastAsia="Arial" w:hAnsi="Arial" w:cs="Arial"/>
+          <w:rFonts w:eastAsia="Arial"/>
           <w:b/>
           <w:bCs/>
           <w:sz w:val="22"/>
@@ -1275,11 +1539,65 @@
       </w:pPr>
       <w:r>
         <w:rPr>
-          <w:rFonts w:ascii="Arial" w:eastAsia="Arial" w:hAnsi="Arial" w:cs="Arial"/>
-          <w:sz w:val="22"/>
-          <w:szCs w:val="22"/>
-        </w:rPr>
-        <w:t>Разработано веб-приложение Weather App на чистом JavaScript с интеграцией OpenWeatherMap API. Реализованы поиск, прогноз, избранное, темная тема и адаптивный дизайн.</w:t>
+          <w:rFonts w:eastAsia="Arial"/>
+          <w:sz w:val="22"/>
+          <w:szCs w:val="22"/>
+        </w:rPr>
+        <w:t xml:space="preserve">Разработано веб-приложение </w:t>
+      </w:r>
+      <w:proofErr w:type="spellStart"/>
+      <w:r>
+        <w:rPr>
+          <w:rFonts w:eastAsia="Arial"/>
+          <w:sz w:val="22"/>
+          <w:szCs w:val="22"/>
+        </w:rPr>
+        <w:t>Weather</w:t>
+      </w:r>
+      <w:proofErr w:type="spellEnd"/>
+      <w:r>
+        <w:rPr>
+          <w:rFonts w:eastAsia="Arial"/>
+          <w:sz w:val="22"/>
+          <w:szCs w:val="22"/>
+        </w:rPr>
+        <w:t xml:space="preserve"> </w:t>
+      </w:r>
+      <w:proofErr w:type="spellStart"/>
+      <w:r>
+        <w:rPr>
+          <w:rFonts w:eastAsia="Arial"/>
+          <w:sz w:val="22"/>
+          <w:szCs w:val="22"/>
+        </w:rPr>
+        <w:t>App</w:t>
+      </w:r>
+      <w:proofErr w:type="spellEnd"/>
+      <w:r>
+        <w:rPr>
+          <w:rFonts w:eastAsia="Arial"/>
+          <w:sz w:val="22"/>
+          <w:szCs w:val="22"/>
+        </w:rPr>
+        <w:t xml:space="preserve"> на чистом JavaScript с интеграцией </w:t>
+      </w:r>
+      <w:proofErr w:type="spellStart"/>
+      <w:r>
+        <w:rPr>
+          <w:rFonts w:eastAsia="Arial"/>
+          <w:sz w:val="22"/>
+          <w:szCs w:val="22"/>
+        </w:rPr>
+        <w:t>OpenWeatherMap</w:t>
+      </w:r>
+      <w:proofErr w:type="spellEnd"/>
+      <w:r>
+        <w:rPr>
+          <w:rFonts w:eastAsia="Arial"/>
+          <w:sz w:val="22"/>
+          <w:szCs w:val="22"/>
+        </w:rPr>
+        <w:t xml:space="preserve"> API. Реализованы поиск, прогноз, избранное, темная тема и адаптивный дизайн.</w:t>
       </w:r>
     </w:p>
     <w:p>
@@ -1288,7 +1606,7 @@
       </w:pPr>
       <w:r>
         <w:rPr>
-          <w:rFonts w:ascii="Arial" w:eastAsia="Arial" w:hAnsi="Arial" w:cs="Arial"/>
+          <w:rFonts w:eastAsia="Arial"/>
           <w:b/>
           <w:bCs/>
           <w:sz w:val="22"/>
@@ -1303,7 +1621,7 @@
       </w:pPr>
       <w:r>
         <w:rPr>
-          <w:rFonts w:ascii="Arial" w:eastAsia="Arial" w:hAnsi="Arial" w:cs="Arial"/>
+          <w:rFonts w:eastAsia="Arial"/>
           <w:sz w:val="22"/>
           <w:szCs w:val="22"/>
         </w:rPr>
@@ -1316,7 +1634,7 @@
       </w:pPr>
       <w:r>
         <w:rPr>
-          <w:rFonts w:ascii="Arial" w:eastAsia="Arial" w:hAnsi="Arial" w:cs="Arial"/>
+          <w:rFonts w:eastAsia="Arial"/>
           <w:b/>
           <w:bCs/>
           <w:sz w:val="22"/>
@@ -1331,11 +1649,83 @@
       </w:pPr>
       <w:r>
         <w:rPr>
-          <w:rFonts w:ascii="Arial" w:eastAsia="Arial" w:hAnsi="Arial" w:cs="Arial"/>
-          <w:sz w:val="22"/>
-          <w:szCs w:val="22"/>
-        </w:rPr>
-        <w:t>Работа с REST API, асинхронным JavaScript, localStorage, адаптивной версткой, Git и GitHub Pages.</w:t>
+          <w:rFonts w:eastAsia="Arial"/>
+          <w:sz w:val="22"/>
+          <w:szCs w:val="22"/>
+        </w:rPr>
+        <w:t xml:space="preserve">Работа с REST API, асинхронным JavaScript, </w:t>
+      </w:r>
+      <w:proofErr w:type="spellStart"/>
+      <w:r>
+        <w:rPr>
+          <w:rFonts w:eastAsia="Arial"/>
+          <w:sz w:val="22"/>
+          <w:szCs w:val="22"/>
+        </w:rPr>
+        <w:t>localStorage</w:t>
+      </w:r>
+      <w:proofErr w:type="spellEnd"/>
+      <w:r>
+        <w:rPr>
+          <w:rFonts w:eastAsia="Arial"/>
+          <w:sz w:val="22"/>
+          <w:szCs w:val="22"/>
+        </w:rPr>
+        <w:t xml:space="preserve">, адаптивной версткой, </w:t>
+      </w:r>
+      <w:proofErr w:type="spellStart"/>
+      <w:r>
+        <w:rPr>
+          <w:rFonts w:eastAsia="Arial"/>
+          <w:sz w:val="22"/>
+          <w:szCs w:val="22"/>
+        </w:rPr>
+        <w:t>Git</w:t>
+      </w:r>
+      <w:proofErr w:type="spellEnd"/>
+      <w:r>
+        <w:rPr>
+          <w:rFonts w:eastAsia="Arial"/>
+          <w:sz w:val="22"/>
+          <w:szCs w:val="22"/>
+        </w:rPr>
+        <w:t xml:space="preserve"> и </w:t>
+      </w:r>
+      <w:proofErr w:type="spellStart"/>
+      <w:r>
+        <w:rPr>
+          <w:rFonts w:eastAsia="Arial"/>
+          <w:sz w:val="22"/>
+          <w:szCs w:val="22"/>
+        </w:rPr>
+        <w:t>GitHub</w:t>
+      </w:r>
+      <w:proofErr w:type="spellEnd"/>
+      <w:r>
+        <w:rPr>
+          <w:rFonts w:eastAsia="Arial"/>
+          <w:sz w:val="22"/>
+          <w:szCs w:val="22"/>
+        </w:rPr>
+        <w:t xml:space="preserve"> </w:t>
+      </w:r>
+      <w:proofErr w:type="spellStart"/>
+      <w:r>
+        <w:rPr>
+          <w:rFonts w:eastAsia="Arial"/>
+          <w:sz w:val="22"/>
+          <w:szCs w:val="22"/>
+        </w:rPr>
+        <w:t>Pages</w:t>
+      </w:r>
+      <w:proofErr w:type="spellEnd"/>
+      <w:r>
+        <w:rPr>
+          <w:rFonts w:eastAsia="Arial"/>
+          <w:sz w:val="22"/>
+          <w:szCs w:val="22"/>
+        </w:rPr>
+        <w:t>.</w:t>
       </w:r>
     </w:p>
     <w:p>
@@ -1344,7 +1734,7 @@
       </w:pPr>
       <w:r>
         <w:rPr>
-          <w:rFonts w:ascii="Arial" w:eastAsia="Arial" w:hAnsi="Arial" w:cs="Arial"/>
+          <w:rFonts w:eastAsia="Arial"/>
           <w:b/>
           <w:bCs/>
           <w:sz w:val="22"/>
@@ -1364,7 +1754,7 @@
       </w:pPr>
       <w:r>
         <w:rPr>
-          <w:rFonts w:ascii="Arial" w:eastAsia="Arial" w:hAnsi="Arial" w:cs="Arial"/>
+          <w:rFonts w:eastAsia="Arial"/>
           <w:sz w:val="22"/>
           <w:szCs w:val="22"/>
         </w:rPr>
@@ -1958,6 +2348,7 @@
   <w:style w:type="character" w:default="1" w:styleId="a0">
     <w:name w:val="Default Paragraph Font"/>
     <w:uiPriority w:val="1"/>
+    <w:semiHidden/>
     <w:unhideWhenUsed/>
   </w:style>
   <w:style w:type="table" w:default="1" w:styleId="a1">
